--- a/manuscript/word/title.docx
+++ b/manuscript/word/title.docx
@@ -204,12 +204,82 @@
         <w:t xml:space="preserve"> </w:t>
       </w:r>
       <w:r>
-        <w:t>Nightmares disrupt sleep health and predict future psychiatric diagnosis, yet reliable population estimates and their fluctuations over time are difficult to obtain. Here, we observe an increase in dysphoric dreaming shared on Reddit immediately following the World Health Organization’s declaration of COVID-19 as a global pandemic. This “digital dream surveillance” approach might offer the field of sleep medicine a low-cost and real-time system for monitoring population sleep health.</w:t>
+        <w:t>Nightmares disrupt sleep health and predict future psychiatric diagnos</w:t>
+      </w:r>
+      <w:r>
+        <w:t>e</w:t>
+      </w:r>
+      <w:r>
+        <w:t xml:space="preserve">s, yet reliable population estimates and their fluctuations over time are difficult to obtain. Here, we </w:t>
+      </w:r>
+      <w:r>
+        <w:t>set out to test if a digital surveillance approach could be used to observe reliable estimates of nightmare frequency and dysphoric dreaming in the general population from social media posts.</w:t>
+      </w:r>
+      <w:r>
+        <w:t xml:space="preserve"> English-language posts from r/Dreaming, a subreddit where users </w:t>
+      </w:r>
+      <w:r>
+        <w:t>share</w:t>
+      </w:r>
+      <w:r>
+        <w:t xml:space="preserve"> their dreams, were analyzed using Linguistic Inquiry and Word Count to quantify nightmare frequency and anxious dreaming</w:t>
+      </w:r>
+      <w:r>
+        <w:t xml:space="preserve"> from text</w:t>
+      </w:r>
+      <w:r>
+        <w:t xml:space="preserve">. An interrupted time series analysis was used to show that both nightmare frequency and </w:t>
+      </w:r>
+      <w:r>
+        <w:t>dysphoric</w:t>
+      </w:r>
+      <w:r>
+        <w:t xml:space="preserve"> dreaming increase</w:t>
+      </w:r>
+      <w:r>
+        <w:t>d</w:t>
+      </w:r>
+      <w:r>
+        <w:t xml:space="preserve"> </w:t>
+      </w:r>
+      <w:r>
+        <w:t>immediately following the World Health Organization’s declaration of COVID-19 as a global pandemic</w:t>
+      </w:r>
+      <w:r>
+        <w:t>. This observation</w:t>
+      </w:r>
+      <w:r>
+        <w:t xml:space="preserve"> mirror</w:t>
+      </w:r>
+      <w:r>
+        <w:t>s</w:t>
+      </w:r>
+      <w:r>
+        <w:t xml:space="preserve"> a large body of existing work </w:t>
+      </w:r>
+      <w:r>
+        <w:t>that used</w:t>
+      </w:r>
+      <w:r>
+        <w:t xml:space="preserve"> </w:t>
+      </w:r>
+      <w:r>
+        <w:t xml:space="preserve">more </w:t>
+      </w:r>
+      <w:r>
+        <w:t>traditional methods</w:t>
+      </w:r>
+      <w:r>
+        <w:t>. This “digital dream surveillance” approach might offer the field of sleep medicine a low-cost and real-time system for monitoring population sleep health.</w:t>
       </w:r>
     </w:p>
     <w:p>
       <w:pPr>
         <w:pStyle w:val="BodyText"/>
+        <w:rPr>
+          <w:i/>
+          <w:iCs/>
+        </w:rPr>
       </w:pPr>
       <w:r>
         <w:rPr>
@@ -267,6 +337,16 @@
           <w:iCs/>
         </w:rPr>
         <w:t>Reddit</w:t>
+      </w:r>
+      <w:r>
+        <w:t xml:space="preserve">, </w:t>
+      </w:r>
+      <w:r>
+        <w:rPr>
+          <w:i/>
+          <w:iCs/>
+        </w:rPr>
+        <w:t>LIWC</w:t>
       </w:r>
     </w:p>
     <w:p>
@@ -1289,6 +1369,7 @@
   <w:style w:type="character" w:default="1" w:styleId="DefaultParagraphFont">
     <w:name w:val="Default Paragraph Font"/>
     <w:uiPriority w:val="1"/>
+    <w:semiHidden/>
     <w:unhideWhenUsed/>
   </w:style>
   <w:style w:type="table" w:default="1" w:styleId="TableNormal">
@@ -2320,6 +2401,14 @@
       <w:sz w:val="22"/>
       <w:szCs w:val="18"/>
     </w:rPr>
+  </w:style>
+  <w:style w:type="paragraph" w:styleId="Revision">
+    <w:name w:val="Revision"/>
+    <w:hidden/>
+    <w:rsid w:val="00346F53"/>
+    <w:pPr>
+      <w:spacing w:after="0" w:line="240" w:lineRule="auto"/>
+    </w:pPr>
   </w:style>
 </w:styles>
 </file>

--- a/manuscript/word/title.docx
+++ b/manuscript/word/title.docx
@@ -1,6 +1,6 @@
 
 <file path=word/document.xml><?xml version="1.0" encoding="utf-8"?>
-<w:document xmlns:wpc="http://schemas.microsoft.com/office/word/2010/wordprocessingCanvas" xmlns:cx="http://schemas.microsoft.com/office/drawing/2014/chartex" xmlns:cx1="http://schemas.microsoft.com/office/drawing/2015/9/8/chartex" xmlns:cx2="http://schemas.microsoft.com/office/drawing/2015/10/21/chartex" xmlns:cx3="http://schemas.microsoft.com/office/drawing/2016/5/9/chartex" xmlns:cx4="http://schemas.microsoft.com/office/drawing/2016/5/10/chartex" xmlns:cx5="http://schemas.microsoft.com/office/drawing/2016/5/11/chartex" xmlns:cx6="http://schemas.microsoft.com/office/drawing/2016/5/12/chartex" xmlns:cx7="http://schemas.microsoft.com/office/drawing/2016/5/13/chartex" xmlns:cx8="http://schemas.microsoft.com/office/drawing/2016/5/14/chartex" xmlns:mc="http://schemas.openxmlformats.org/markup-compatibility/2006" xmlns:aink="http://schemas.microsoft.com/office/drawing/2016/ink" xmlns:am3d="http://schemas.microsoft.com/office/drawing/2017/model3d" xmlns:o="urn:schemas-microsoft-com:office:office" xmlns:oel="http://schemas.microsoft.com/office/2019/extlst" xmlns:r="http://schemas.openxmlformats.org/officeDocument/2006/relationships" xmlns:m="http://schemas.openxmlformats.org/officeDocument/2006/math" xmlns:v="urn:schemas-microsoft-com:vml" xmlns:wp14="http://schemas.microsoft.com/office/word/2010/wordprocessingDrawing" xmlns:wp="http://schemas.openxmlformats.org/drawingml/2006/wordprocessingDrawing" xmlns:w10="urn:schemas-microsoft-com:office:word" xmlns:w="http://schemas.openxmlformats.org/wordprocessingml/2006/main" xmlns:w14="http://schemas.microsoft.com/office/word/2010/wordml" xmlns:w15="http://schemas.microsoft.com/office/word/2012/wordml" xmlns:w16cex="http://schemas.microsoft.com/office/word/2018/wordml/cex" xmlns:w16cid="http://schemas.microsoft.com/office/word/2016/wordml/cid" xmlns:w16="http://schemas.microsoft.com/office/word/2018/wordml" xmlns:w16du="http://schemas.microsoft.com/office/word/2023/wordml/word16du" xmlns:w16sdtdh="http://schemas.microsoft.com/office/word/2020/wordml/sdtdatahash" xmlns:w16sdtfl="http://schemas.microsoft.com/office/word/2024/wordml/sdtformatlock" xmlns:w16se="http://schemas.microsoft.com/office/word/2015/wordml/symex" xmlns:wpg="http://schemas.microsoft.com/office/word/2010/wordprocessingGroup" xmlns:wpi="http://schemas.microsoft.com/office/word/2010/wordprocessingInk" xmlns:wne="http://schemas.microsoft.com/office/word/2006/wordml" xmlns:wps="http://schemas.microsoft.com/office/word/2010/wordprocessingShape" mc:Ignorable="w14 w15 w16se w16cid w16 w16cex w16sdtdh w16sdtfl w16du wp14">
+<w:document xmlns:wpc="http://schemas.microsoft.com/office/word/2010/wordprocessingCanvas" xmlns:cx="http://schemas.microsoft.com/office/drawing/2014/chartex" xmlns:cx1="http://schemas.microsoft.com/office/drawing/2015/9/8/chartex" xmlns:cx2="http://schemas.microsoft.com/office/drawing/2015/10/21/chartex" xmlns:cx3="http://schemas.microsoft.com/office/drawing/2016/5/9/chartex" xmlns:cx4="http://schemas.microsoft.com/office/drawing/2016/5/10/chartex" xmlns:cx5="http://schemas.microsoft.com/office/drawing/2016/5/11/chartex" xmlns:cx6="http://schemas.microsoft.com/office/drawing/2016/5/12/chartex" xmlns:cx7="http://schemas.microsoft.com/office/drawing/2016/5/13/chartex" xmlns:cx8="http://schemas.microsoft.com/office/drawing/2016/5/14/chartex" xmlns:mc="http://schemas.openxmlformats.org/markup-compatibility/2006" xmlns:aink="http://schemas.microsoft.com/office/drawing/2016/ink" xmlns:am3d="http://schemas.microsoft.com/office/drawing/2017/model3d" xmlns:o="urn:schemas-microsoft-com:office:office" xmlns:oel="http://schemas.microsoft.com/office/2019/extlst" xmlns:r="http://schemas.openxmlformats.org/officeDocument/2006/relationships" xmlns:m="http://schemas.openxmlformats.org/officeDocument/2006/math" xmlns:v="urn:schemas-microsoft-com:vml" xmlns:wp14="http://schemas.microsoft.com/office/word/2010/wordprocessingDrawing" xmlns:wp="http://schemas.openxmlformats.org/drawingml/2006/wordprocessingDrawing" xmlns:w10="urn:schemas-microsoft-com:office:word" xmlns:w="http://schemas.openxmlformats.org/wordprocessingml/2006/main" xmlns:w14="http://schemas.microsoft.com/office/word/2010/wordml" xmlns:w15="http://schemas.microsoft.com/office/word/2012/wordml" xmlns:w16cei="http://schemas.microsoft.com/office/word/2026/wordml/cei" xmlns:w16cex="http://schemas.microsoft.com/office/word/2018/wordml/cex" xmlns:w16cid="http://schemas.microsoft.com/office/word/2016/wordml/cid" xmlns:w16="http://schemas.microsoft.com/office/word/2018/wordml" xmlns:w16du="http://schemas.microsoft.com/office/word/2023/wordml/word16du" xmlns:w16sdtdh="http://schemas.microsoft.com/office/word/2020/wordml/sdtdatahash" xmlns:w16sdtfl="http://schemas.microsoft.com/office/word/2024/wordml/sdtformatlock" xmlns:w16se="http://schemas.microsoft.com/office/word/2015/wordml/symex" xmlns:wpg="http://schemas.microsoft.com/office/word/2010/wordprocessingGroup" xmlns:wpi="http://schemas.microsoft.com/office/word/2010/wordprocessingInk" xmlns:wne="http://schemas.microsoft.com/office/word/2006/wordml" xmlns:wps="http://schemas.microsoft.com/office/word/2010/wordprocessingShape" mc:Ignorable="w14 w15 w16se w16cid w16 w16cex w16sdtdh w16sdtfl w16du wp14">
   <w:body>
     <w:p>
       <w:r>
@@ -46,12 +46,7 @@
         <w:t xml:space="preserve"> </w:t>
       </w:r>
       <w:r>
-        <w:t xml:space="preserve">Remington </w:t>
-      </w:r>
-      <w:proofErr w:type="spellStart"/>
-      <w:proofErr w:type="gramStart"/>
-      <w:r>
-        <w:t>Mallett</w:t>
+        <w:t>Remington Mallett</w:t>
       </w:r>
       <w:r>
         <w:rPr>
@@ -63,47 +58,31 @@
         <w:rPr>
           <w:vertAlign w:val="superscript"/>
         </w:rPr>
-        <w:t>,b</w:t>
-      </w:r>
-      <w:proofErr w:type="gramEnd"/>
+        <w:t>,b,c</w:t>
+      </w:r>
+      <w:r>
+        <w:t>, Laura Sowin</w:t>
+      </w:r>
       <w:r>
         <w:rPr>
           <w:vertAlign w:val="superscript"/>
         </w:rPr>
-        <w:t>,c</w:t>
-      </w:r>
-      <w:proofErr w:type="spellEnd"/>
-      <w:r>
-        <w:t>, Laura Sowin</w:t>
+        <w:t>d</w:t>
+      </w:r>
+      <w:r>
+        <w:t>, Michelle Carr</w:t>
       </w:r>
       <w:r>
         <w:rPr>
           <w:vertAlign w:val="superscript"/>
         </w:rPr>
-        <w:t>d</w:t>
-      </w:r>
-      <w:r>
-        <w:t xml:space="preserve">, Michelle </w:t>
-      </w:r>
-      <w:proofErr w:type="spellStart"/>
-      <w:proofErr w:type="gramStart"/>
-      <w:r>
-        <w:t>Carr</w:t>
-      </w:r>
-      <w:r>
-        <w:rPr>
-          <w:vertAlign w:val="superscript"/>
-        </w:rPr>
         <w:t>b,c</w:t>
       </w:r>
-      <w:proofErr w:type="spellEnd"/>
-      <w:proofErr w:type="gramEnd"/>
     </w:p>
     <w:p>
       <w:pPr>
         <w:pStyle w:val="NoSpacing"/>
       </w:pPr>
-      <w:proofErr w:type="spellStart"/>
       <w:r>
         <w:rPr>
           <w:vertAlign w:val="superscript"/>
@@ -111,18 +90,13 @@
         <w:t>a</w:t>
       </w:r>
       <w:r>
-        <w:t>Department</w:t>
-      </w:r>
-      <w:proofErr w:type="spellEnd"/>
-      <w:r>
-        <w:t xml:space="preserve"> of Psychology, Northwestern University, USA</w:t>
+        <w:t>Department of Psychology, Northwestern University, USA</w:t>
       </w:r>
     </w:p>
     <w:p>
       <w:pPr>
         <w:pStyle w:val="NoSpacing"/>
       </w:pPr>
-      <w:proofErr w:type="spellStart"/>
       <w:r>
         <w:rPr>
           <w:vertAlign w:val="superscript"/>
@@ -130,18 +104,13 @@
         <w:t>b</w:t>
       </w:r>
       <w:r>
-        <w:t>Department</w:t>
-      </w:r>
-      <w:proofErr w:type="spellEnd"/>
-      <w:r>
-        <w:t xml:space="preserve"> of Psychiatry and Addictology, University of Montreal, CAN</w:t>
+        <w:t>Department of Psychiatry and Addictology, University of Montreal, CAN</w:t>
       </w:r>
     </w:p>
     <w:p>
       <w:pPr>
         <w:pStyle w:val="NoSpacing"/>
       </w:pPr>
-      <w:proofErr w:type="spellStart"/>
       <w:r>
         <w:rPr>
           <w:vertAlign w:val="superscript"/>
@@ -149,26 +118,13 @@
         <w:t>c</w:t>
       </w:r>
       <w:r>
-        <w:t>Center</w:t>
-      </w:r>
-      <w:proofErr w:type="spellEnd"/>
-      <w:r>
-        <w:t xml:space="preserve"> for Advanced Research in Sleep Medicine, Integrated University Health and Social Services </w:t>
-      </w:r>
-      <w:proofErr w:type="spellStart"/>
-      <w:r>
-        <w:t>Centres</w:t>
-      </w:r>
-      <w:proofErr w:type="spellEnd"/>
-      <w:r>
-        <w:t>, CAN</w:t>
+        <w:t>Center for Advanced Research in Sleep Medicine, Integrated University Health and Social Services Centres, CAN</w:t>
       </w:r>
     </w:p>
     <w:p>
       <w:pPr>
         <w:pStyle w:val="NoSpacing"/>
       </w:pPr>
-      <w:proofErr w:type="spellStart"/>
       <w:r>
         <w:rPr>
           <w:vertAlign w:val="superscript"/>
@@ -176,11 +132,7 @@
         <w:t>d</w:t>
       </w:r>
       <w:r>
-        <w:t>Media</w:t>
-      </w:r>
-      <w:proofErr w:type="spellEnd"/>
-      <w:r>
-        <w:t xml:space="preserve"> Lab, Massachusetts Institute of Technology, USA</w:t>
+        <w:t>Media Lab, Massachusetts Institute of Technology, USA</w:t>
       </w:r>
     </w:p>
     <w:p/>
@@ -216,7 +168,13 @@
         <w:t>set out to test if a digital surveillance approach could be used to observe reliable estimates of nightmare frequency and dysphoric dreaming in the general population from social media posts.</w:t>
       </w:r>
       <w:r>
-        <w:t xml:space="preserve"> English-language posts from r/Dreaming, a subreddit where users </w:t>
+        <w:t xml:space="preserve"> English-language posts from r/Dream</w:t>
+      </w:r>
+      <w:r>
+        <w:t>s</w:t>
+      </w:r>
+      <w:r>
+        <w:t xml:space="preserve">, a subreddit where users </w:t>
       </w:r>
       <w:r>
         <w:t>share</w:t>
@@ -459,7 +417,7 @@
 </file>
 
 <file path=word/endnotes.xml><?xml version="1.0" encoding="utf-8"?>
-<w:endnotes xmlns:wpc="http://schemas.microsoft.com/office/word/2010/wordprocessingCanvas" xmlns:cx="http://schemas.microsoft.com/office/drawing/2014/chartex" xmlns:cx1="http://schemas.microsoft.com/office/drawing/2015/9/8/chartex" xmlns:cx2="http://schemas.microsoft.com/office/drawing/2015/10/21/chartex" xmlns:cx3="http://schemas.microsoft.com/office/drawing/2016/5/9/chartex" xmlns:cx4="http://schemas.microsoft.com/office/drawing/2016/5/10/chartex" xmlns:cx5="http://schemas.microsoft.com/office/drawing/2016/5/11/chartex" xmlns:cx6="http://schemas.microsoft.com/office/drawing/2016/5/12/chartex" xmlns:cx7="http://schemas.microsoft.com/office/drawing/2016/5/13/chartex" xmlns:cx8="http://schemas.microsoft.com/office/drawing/2016/5/14/chartex" xmlns:mc="http://schemas.openxmlformats.org/markup-compatibility/2006" xmlns:aink="http://schemas.microsoft.com/office/drawing/2016/ink" xmlns:am3d="http://schemas.microsoft.com/office/drawing/2017/model3d" xmlns:o="urn:schemas-microsoft-com:office:office" xmlns:oel="http://schemas.microsoft.com/office/2019/extlst" xmlns:r="http://schemas.openxmlformats.org/officeDocument/2006/relationships" xmlns:m="http://schemas.openxmlformats.org/officeDocument/2006/math" xmlns:v="urn:schemas-microsoft-com:vml" xmlns:wp14="http://schemas.microsoft.com/office/word/2010/wordprocessingDrawing" xmlns:wp="http://schemas.openxmlformats.org/drawingml/2006/wordprocessingDrawing" xmlns:w10="urn:schemas-microsoft-com:office:word" xmlns:w="http://schemas.openxmlformats.org/wordprocessingml/2006/main" xmlns:w14="http://schemas.microsoft.com/office/word/2010/wordml" xmlns:w15="http://schemas.microsoft.com/office/word/2012/wordml" xmlns:w16cex="http://schemas.microsoft.com/office/word/2018/wordml/cex" xmlns:w16cid="http://schemas.microsoft.com/office/word/2016/wordml/cid" xmlns:w16="http://schemas.microsoft.com/office/word/2018/wordml" xmlns:w16du="http://schemas.microsoft.com/office/word/2023/wordml/word16du" xmlns:w16sdtdh="http://schemas.microsoft.com/office/word/2020/wordml/sdtdatahash" xmlns:w16sdtfl="http://schemas.microsoft.com/office/word/2024/wordml/sdtformatlock" xmlns:w16se="http://schemas.microsoft.com/office/word/2015/wordml/symex" xmlns:wpg="http://schemas.microsoft.com/office/word/2010/wordprocessingGroup" xmlns:wpi="http://schemas.microsoft.com/office/word/2010/wordprocessingInk" xmlns:wne="http://schemas.microsoft.com/office/word/2006/wordml" xmlns:wps="http://schemas.microsoft.com/office/word/2010/wordprocessingShape" mc:Ignorable="w14 w15 w16se w16cid w16 w16cex w16sdtdh w16sdtfl w16du wp14">
+<w:endnotes xmlns:wpc="http://schemas.microsoft.com/office/word/2010/wordprocessingCanvas" xmlns:cx="http://schemas.microsoft.com/office/drawing/2014/chartex" xmlns:cx1="http://schemas.microsoft.com/office/drawing/2015/9/8/chartex" xmlns:cx2="http://schemas.microsoft.com/office/drawing/2015/10/21/chartex" xmlns:cx3="http://schemas.microsoft.com/office/drawing/2016/5/9/chartex" xmlns:cx4="http://schemas.microsoft.com/office/drawing/2016/5/10/chartex" xmlns:cx5="http://schemas.microsoft.com/office/drawing/2016/5/11/chartex" xmlns:cx6="http://schemas.microsoft.com/office/drawing/2016/5/12/chartex" xmlns:cx7="http://schemas.microsoft.com/office/drawing/2016/5/13/chartex" xmlns:cx8="http://schemas.microsoft.com/office/drawing/2016/5/14/chartex" xmlns:mc="http://schemas.openxmlformats.org/markup-compatibility/2006" xmlns:aink="http://schemas.microsoft.com/office/drawing/2016/ink" xmlns:am3d="http://schemas.microsoft.com/office/drawing/2017/model3d" xmlns:o="urn:schemas-microsoft-com:office:office" xmlns:oel="http://schemas.microsoft.com/office/2019/extlst" xmlns:r="http://schemas.openxmlformats.org/officeDocument/2006/relationships" xmlns:m="http://schemas.openxmlformats.org/officeDocument/2006/math" xmlns:v="urn:schemas-microsoft-com:vml" xmlns:wp14="http://schemas.microsoft.com/office/word/2010/wordprocessingDrawing" xmlns:wp="http://schemas.openxmlformats.org/drawingml/2006/wordprocessingDrawing" xmlns:w10="urn:schemas-microsoft-com:office:word" xmlns:w="http://schemas.openxmlformats.org/wordprocessingml/2006/main" xmlns:w14="http://schemas.microsoft.com/office/word/2010/wordml" xmlns:w15="http://schemas.microsoft.com/office/word/2012/wordml" xmlns:w16cei="http://schemas.microsoft.com/office/word/2026/wordml/cei" xmlns:w16cex="http://schemas.microsoft.com/office/word/2018/wordml/cex" xmlns:w16cid="http://schemas.microsoft.com/office/word/2016/wordml/cid" xmlns:w16="http://schemas.microsoft.com/office/word/2018/wordml" xmlns:w16du="http://schemas.microsoft.com/office/word/2023/wordml/word16du" xmlns:w16sdtdh="http://schemas.microsoft.com/office/word/2020/wordml/sdtdatahash" xmlns:w16sdtfl="http://schemas.microsoft.com/office/word/2024/wordml/sdtformatlock" xmlns:w16se="http://schemas.microsoft.com/office/word/2015/wordml/symex" xmlns:wpg="http://schemas.microsoft.com/office/word/2010/wordprocessingGroup" xmlns:wpi="http://schemas.microsoft.com/office/word/2010/wordprocessingInk" xmlns:wne="http://schemas.microsoft.com/office/word/2006/wordml" xmlns:wps="http://schemas.microsoft.com/office/word/2010/wordprocessingShape" mc:Ignorable="w14 w15 w16se w16cid w16 w16cex w16sdtdh w16sdtfl w16du wp14">
   <w:endnote w:type="separator" w:id="-1">
     <w:p>
       <w:pPr>
@@ -484,7 +442,7 @@
 </file>
 
 <file path=word/footnotes.xml><?xml version="1.0" encoding="utf-8"?>
-<w:footnotes xmlns:wpc="http://schemas.microsoft.com/office/word/2010/wordprocessingCanvas" xmlns:cx="http://schemas.microsoft.com/office/drawing/2014/chartex" xmlns:cx1="http://schemas.microsoft.com/office/drawing/2015/9/8/chartex" xmlns:cx2="http://schemas.microsoft.com/office/drawing/2015/10/21/chartex" xmlns:cx3="http://schemas.microsoft.com/office/drawing/2016/5/9/chartex" xmlns:cx4="http://schemas.microsoft.com/office/drawing/2016/5/10/chartex" xmlns:cx5="http://schemas.microsoft.com/office/drawing/2016/5/11/chartex" xmlns:cx6="http://schemas.microsoft.com/office/drawing/2016/5/12/chartex" xmlns:cx7="http://schemas.microsoft.com/office/drawing/2016/5/13/chartex" xmlns:cx8="http://schemas.microsoft.com/office/drawing/2016/5/14/chartex" xmlns:mc="http://schemas.openxmlformats.org/markup-compatibility/2006" xmlns:aink="http://schemas.microsoft.com/office/drawing/2016/ink" xmlns:am3d="http://schemas.microsoft.com/office/drawing/2017/model3d" xmlns:o="urn:schemas-microsoft-com:office:office" xmlns:oel="http://schemas.microsoft.com/office/2019/extlst" xmlns:r="http://schemas.openxmlformats.org/officeDocument/2006/relationships" xmlns:m="http://schemas.openxmlformats.org/officeDocument/2006/math" xmlns:v="urn:schemas-microsoft-com:vml" xmlns:wp14="http://schemas.microsoft.com/office/word/2010/wordprocessingDrawing" xmlns:wp="http://schemas.openxmlformats.org/drawingml/2006/wordprocessingDrawing" xmlns:w10="urn:schemas-microsoft-com:office:word" xmlns:w="http://schemas.openxmlformats.org/wordprocessingml/2006/main" xmlns:w14="http://schemas.microsoft.com/office/word/2010/wordml" xmlns:w15="http://schemas.microsoft.com/office/word/2012/wordml" xmlns:w16cex="http://schemas.microsoft.com/office/word/2018/wordml/cex" xmlns:w16cid="http://schemas.microsoft.com/office/word/2016/wordml/cid" xmlns:w16="http://schemas.microsoft.com/office/word/2018/wordml" xmlns:w16du="http://schemas.microsoft.com/office/word/2023/wordml/word16du" xmlns:w16sdtdh="http://schemas.microsoft.com/office/word/2020/wordml/sdtdatahash" xmlns:w16sdtfl="http://schemas.microsoft.com/office/word/2024/wordml/sdtformatlock" xmlns:w16se="http://schemas.microsoft.com/office/word/2015/wordml/symex" xmlns:wpg="http://schemas.microsoft.com/office/word/2010/wordprocessingGroup" xmlns:wpi="http://schemas.microsoft.com/office/word/2010/wordprocessingInk" xmlns:wne="http://schemas.microsoft.com/office/word/2006/wordml" xmlns:wps="http://schemas.microsoft.com/office/word/2010/wordprocessingShape" mc:Ignorable="w14 w15 w16se w16cid w16 w16cex w16sdtdh w16sdtfl w16du wp14">
+<w:footnotes xmlns:wpc="http://schemas.microsoft.com/office/word/2010/wordprocessingCanvas" xmlns:cx="http://schemas.microsoft.com/office/drawing/2014/chartex" xmlns:cx1="http://schemas.microsoft.com/office/drawing/2015/9/8/chartex" xmlns:cx2="http://schemas.microsoft.com/office/drawing/2015/10/21/chartex" xmlns:cx3="http://schemas.microsoft.com/office/drawing/2016/5/9/chartex" xmlns:cx4="http://schemas.microsoft.com/office/drawing/2016/5/10/chartex" xmlns:cx5="http://schemas.microsoft.com/office/drawing/2016/5/11/chartex" xmlns:cx6="http://schemas.microsoft.com/office/drawing/2016/5/12/chartex" xmlns:cx7="http://schemas.microsoft.com/office/drawing/2016/5/13/chartex" xmlns:cx8="http://schemas.microsoft.com/office/drawing/2016/5/14/chartex" xmlns:mc="http://schemas.openxmlformats.org/markup-compatibility/2006" xmlns:aink="http://schemas.microsoft.com/office/drawing/2016/ink" xmlns:am3d="http://schemas.microsoft.com/office/drawing/2017/model3d" xmlns:o="urn:schemas-microsoft-com:office:office" xmlns:oel="http://schemas.microsoft.com/office/2019/extlst" xmlns:r="http://schemas.openxmlformats.org/officeDocument/2006/relationships" xmlns:m="http://schemas.openxmlformats.org/officeDocument/2006/math" xmlns:v="urn:schemas-microsoft-com:vml" xmlns:wp14="http://schemas.microsoft.com/office/word/2010/wordprocessingDrawing" xmlns:wp="http://schemas.openxmlformats.org/drawingml/2006/wordprocessingDrawing" xmlns:w10="urn:schemas-microsoft-com:office:word" xmlns:w="http://schemas.openxmlformats.org/wordprocessingml/2006/main" xmlns:w14="http://schemas.microsoft.com/office/word/2010/wordml" xmlns:w15="http://schemas.microsoft.com/office/word/2012/wordml" xmlns:w16cei="http://schemas.microsoft.com/office/word/2026/wordml/cei" xmlns:w16cex="http://schemas.microsoft.com/office/word/2018/wordml/cex" xmlns:w16cid="http://schemas.microsoft.com/office/word/2016/wordml/cid" xmlns:w16="http://schemas.microsoft.com/office/word/2018/wordml" xmlns:w16du="http://schemas.microsoft.com/office/word/2023/wordml/word16du" xmlns:w16sdtdh="http://schemas.microsoft.com/office/word/2020/wordml/sdtdatahash" xmlns:w16sdtfl="http://schemas.microsoft.com/office/word/2024/wordml/sdtformatlock" xmlns:w16se="http://schemas.microsoft.com/office/word/2015/wordml/symex" xmlns:wpg="http://schemas.microsoft.com/office/word/2010/wordprocessingGroup" xmlns:wpi="http://schemas.microsoft.com/office/word/2010/wordprocessingInk" xmlns:wne="http://schemas.microsoft.com/office/word/2006/wordml" xmlns:wps="http://schemas.microsoft.com/office/word/2010/wordprocessingShape" mc:Ignorable="w14 w15 w16se w16cid w16 w16cex w16sdtdh w16sdtfl w16du wp14">
   <w:footnote w:type="separator" w:id="-1">
     <w:p>
       <w:pPr>
@@ -509,7 +467,7 @@
 </file>
 
 <file path=word/numbering.xml><?xml version="1.0" encoding="utf-8"?>
-<w:numbering xmlns:wpc="http://schemas.microsoft.com/office/word/2010/wordprocessingCanvas" xmlns:cx="http://schemas.microsoft.com/office/drawing/2014/chartex" xmlns:cx1="http://schemas.microsoft.com/office/drawing/2015/9/8/chartex" xmlns:cx2="http://schemas.microsoft.com/office/drawing/2015/10/21/chartex" xmlns:cx3="http://schemas.microsoft.com/office/drawing/2016/5/9/chartex" xmlns:cx4="http://schemas.microsoft.com/office/drawing/2016/5/10/chartex" xmlns:cx5="http://schemas.microsoft.com/office/drawing/2016/5/11/chartex" xmlns:cx6="http://schemas.microsoft.com/office/drawing/2016/5/12/chartex" xmlns:cx7="http://schemas.microsoft.com/office/drawing/2016/5/13/chartex" xmlns:cx8="http://schemas.microsoft.com/office/drawing/2016/5/14/chartex" xmlns:mc="http://schemas.openxmlformats.org/markup-compatibility/2006" xmlns:aink="http://schemas.microsoft.com/office/drawing/2016/ink" xmlns:am3d="http://schemas.microsoft.com/office/drawing/2017/model3d" xmlns:o="urn:schemas-microsoft-com:office:office" xmlns:oel="http://schemas.microsoft.com/office/2019/extlst" xmlns:r="http://schemas.openxmlformats.org/officeDocument/2006/relationships" xmlns:m="http://schemas.openxmlformats.org/officeDocument/2006/math" xmlns:v="urn:schemas-microsoft-com:vml" xmlns:wp14="http://schemas.microsoft.com/office/word/2010/wordprocessingDrawing" xmlns:wp="http://schemas.openxmlformats.org/drawingml/2006/wordprocessingDrawing" xmlns:w10="urn:schemas-microsoft-com:office:word" xmlns:w="http://schemas.openxmlformats.org/wordprocessingml/2006/main" xmlns:w14="http://schemas.microsoft.com/office/word/2010/wordml" xmlns:w15="http://schemas.microsoft.com/office/word/2012/wordml" xmlns:w16cex="http://schemas.microsoft.com/office/word/2018/wordml/cex" xmlns:w16cid="http://schemas.microsoft.com/office/word/2016/wordml/cid" xmlns:w16="http://schemas.microsoft.com/office/word/2018/wordml" xmlns:w16du="http://schemas.microsoft.com/office/word/2023/wordml/word16du" xmlns:w16sdtdh="http://schemas.microsoft.com/office/word/2020/wordml/sdtdatahash" xmlns:w16sdtfl="http://schemas.microsoft.com/office/word/2024/wordml/sdtformatlock" xmlns:w16se="http://schemas.microsoft.com/office/word/2015/wordml/symex" xmlns:wpg="http://schemas.microsoft.com/office/word/2010/wordprocessingGroup" xmlns:wpi="http://schemas.microsoft.com/office/word/2010/wordprocessingInk" xmlns:wne="http://schemas.microsoft.com/office/word/2006/wordml" xmlns:wps="http://schemas.microsoft.com/office/word/2010/wordprocessingShape" mc:Ignorable="w14 w15 w16se w16cid w16 w16cex w16sdtdh w16sdtfl w16du wp14">
+<w:numbering xmlns:wpc="http://schemas.microsoft.com/office/word/2010/wordprocessingCanvas" xmlns:cx="http://schemas.microsoft.com/office/drawing/2014/chartex" xmlns:cx1="http://schemas.microsoft.com/office/drawing/2015/9/8/chartex" xmlns:cx2="http://schemas.microsoft.com/office/drawing/2015/10/21/chartex" xmlns:cx3="http://schemas.microsoft.com/office/drawing/2016/5/9/chartex" xmlns:cx4="http://schemas.microsoft.com/office/drawing/2016/5/10/chartex" xmlns:cx5="http://schemas.microsoft.com/office/drawing/2016/5/11/chartex" xmlns:cx6="http://schemas.microsoft.com/office/drawing/2016/5/12/chartex" xmlns:cx7="http://schemas.microsoft.com/office/drawing/2016/5/13/chartex" xmlns:cx8="http://schemas.microsoft.com/office/drawing/2016/5/14/chartex" xmlns:mc="http://schemas.openxmlformats.org/markup-compatibility/2006" xmlns:aink="http://schemas.microsoft.com/office/drawing/2016/ink" xmlns:am3d="http://schemas.microsoft.com/office/drawing/2017/model3d" xmlns:o="urn:schemas-microsoft-com:office:office" xmlns:oel="http://schemas.microsoft.com/office/2019/extlst" xmlns:r="http://schemas.openxmlformats.org/officeDocument/2006/relationships" xmlns:m="http://schemas.openxmlformats.org/officeDocument/2006/math" xmlns:v="urn:schemas-microsoft-com:vml" xmlns:wp14="http://schemas.microsoft.com/office/word/2010/wordprocessingDrawing" xmlns:wp="http://schemas.openxmlformats.org/drawingml/2006/wordprocessingDrawing" xmlns:w10="urn:schemas-microsoft-com:office:word" xmlns:w="http://schemas.openxmlformats.org/wordprocessingml/2006/main" xmlns:w14="http://schemas.microsoft.com/office/word/2010/wordml" xmlns:w15="http://schemas.microsoft.com/office/word/2012/wordml" xmlns:w16cei="http://schemas.microsoft.com/office/word/2026/wordml/cei" xmlns:w16cex="http://schemas.microsoft.com/office/word/2018/wordml/cex" xmlns:w16cid="http://schemas.microsoft.com/office/word/2016/wordml/cid" xmlns:w16="http://schemas.microsoft.com/office/word/2018/wordml" xmlns:w16du="http://schemas.microsoft.com/office/word/2023/wordml/word16du" xmlns:w16sdtdh="http://schemas.microsoft.com/office/word/2020/wordml/sdtdatahash" xmlns:w16sdtfl="http://schemas.microsoft.com/office/word/2024/wordml/sdtformatlock" xmlns:w16se="http://schemas.microsoft.com/office/word/2015/wordml/symex" xmlns:wpg="http://schemas.microsoft.com/office/word/2010/wordprocessingGroup" xmlns:wpi="http://schemas.microsoft.com/office/word/2010/wordprocessingInk" xmlns:wne="http://schemas.microsoft.com/office/word/2006/wordml" xmlns:wps="http://schemas.microsoft.com/office/word/2010/wordprocessingShape" mc:Ignorable="w14 w15 w16se w16cid w16 w16cex w16sdtdh w16sdtfl w16du wp14">
   <w:abstractNum w:abstractNumId="0" w15:restartNumberingAfterBreak="0">
     <w:nsid w:val="0000A990"/>
     <w:multiLevelType w:val="multilevel"/>
